--- a/0_Documents/Projektauftrag.docx
+++ b/0_Documents/Projektauftrag.docx
@@ -1481,6 +1481,28 @@
                 <w:szCs w:val="20"/>
               </w:rPr>
               <w:t>Zeitaufwand zu groß. Deadline könnte krachen</w:t>
+            </w:r>
+          </w:p>
+          <w:p>
+            <w:pPr>
+              <w:pStyle w:val="Aufzhlungszeichen"/>
+              <w:numPr>
+                <w:ilvl w:val="0"/>
+                <w:numId w:val="2"/>
+              </w:numPr>
+              <w:rPr>
+                <w:rFonts w:asciiTheme="majorHAnsi" w:hAnsiTheme="majorHAnsi"/>
+                <w:sz w:val="20"/>
+                <w:szCs w:val="20"/>
+              </w:rPr>
+            </w:pPr>
+            <w:r>
+              <w:rPr>
+                <w:rFonts w:asciiTheme="majorHAnsi" w:hAnsiTheme="majorHAnsi"/>
+                <w:sz w:val="20"/>
+                <w:szCs w:val="20"/>
+              </w:rPr>
+              <w:t>Krankheitsfall</w:t>
             </w:r>
           </w:p>
         </w:tc>
@@ -3171,6 +3193,7 @@
                 <w:sz w:val="20"/>
                 <w:szCs w:val="20"/>
               </w:rPr>
+              <w:lastRenderedPageBreak/>
               <w:t>Sonstige Angaben</w:t>
             </w:r>
           </w:p>
@@ -3257,7 +3280,6 @@
                 <w:sz w:val="20"/>
                 <w:szCs w:val="20"/>
               </w:rPr>
-              <w:lastRenderedPageBreak/>
               <w:t>Freigabe</w:t>
             </w:r>
           </w:p>

--- a/0_Documents/Projektauftrag.docx
+++ b/0_Documents/Projektauftrag.docx
@@ -358,6 +358,7 @@
               </w:rPr>
               <w:t xml:space="preserve">Multi </w:t>
             </w:r>
+            <w:proofErr w:type="spellStart"/>
             <w:r>
               <w:rPr>
                 <w:rFonts w:asciiTheme="majorHAnsi" w:hAnsiTheme="majorHAnsi"/>
@@ -372,7 +373,16 @@
                 <w:sz w:val="20"/>
                 <w:szCs w:val="20"/>
               </w:rPr>
-              <w:t xml:space="preserve">ser </w:t>
+              <w:t>ser</w:t>
+            </w:r>
+            <w:proofErr w:type="spellEnd"/>
+            <w:r>
+              <w:rPr>
+                <w:rFonts w:asciiTheme="majorHAnsi" w:hAnsiTheme="majorHAnsi"/>
+                <w:sz w:val="20"/>
+                <w:szCs w:val="20"/>
+              </w:rPr>
+              <w:t xml:space="preserve"> </w:t>
             </w:r>
             <w:r>
               <w:rPr>
@@ -396,16 +406,35 @@
                 <w:sz w:val="20"/>
                 <w:szCs w:val="20"/>
               </w:rPr>
-              <w:t>-h</w:t>
-            </w:r>
-            <w:r>
-              <w:rPr>
-                <w:rFonts w:asciiTheme="majorHAnsi" w:hAnsiTheme="majorHAnsi"/>
-                <w:sz w:val="20"/>
-                <w:szCs w:val="20"/>
-              </w:rPr>
-              <w:t xml:space="preserve">osted </w:t>
-            </w:r>
+              <w:t>-</w:t>
+            </w:r>
+            <w:proofErr w:type="spellStart"/>
+            <w:r>
+              <w:rPr>
+                <w:rFonts w:asciiTheme="majorHAnsi" w:hAnsiTheme="majorHAnsi"/>
+                <w:sz w:val="20"/>
+                <w:szCs w:val="20"/>
+              </w:rPr>
+              <w:t>h</w:t>
+            </w:r>
+            <w:r>
+              <w:rPr>
+                <w:rFonts w:asciiTheme="majorHAnsi" w:hAnsiTheme="majorHAnsi"/>
+                <w:sz w:val="20"/>
+                <w:szCs w:val="20"/>
+              </w:rPr>
+              <w:t>osted</w:t>
+            </w:r>
+            <w:proofErr w:type="spellEnd"/>
+            <w:r>
+              <w:rPr>
+                <w:rFonts w:asciiTheme="majorHAnsi" w:hAnsiTheme="majorHAnsi"/>
+                <w:sz w:val="20"/>
+                <w:szCs w:val="20"/>
+              </w:rPr>
+              <w:t xml:space="preserve"> </w:t>
+            </w:r>
+            <w:proofErr w:type="spellStart"/>
             <w:r>
               <w:rPr>
                 <w:rFonts w:asciiTheme="majorHAnsi" w:hAnsiTheme="majorHAnsi"/>
@@ -422,6 +451,7 @@
               </w:rPr>
               <w:t>pp</w:t>
             </w:r>
+            <w:proofErr w:type="spellEnd"/>
           </w:p>
         </w:tc>
       </w:tr>
@@ -804,20 +834,6 @@
               </w:rPr>
               <w:t>SQL-Server</w:t>
             </w:r>
-          </w:p>
-          <w:p>
-            <w:pPr>
-              <w:pStyle w:val="Aufzhlungszeichen"/>
-              <w:numPr>
-                <w:ilvl w:val="0"/>
-                <w:numId w:val="0"/>
-              </w:numPr>
-              <w:rPr>
-                <w:rFonts w:asciiTheme="majorHAnsi" w:hAnsiTheme="majorHAnsi"/>
-                <w:sz w:val="20"/>
-                <w:szCs w:val="20"/>
-              </w:rPr>
-            </w:pPr>
           </w:p>
         </w:tc>
       </w:tr>
@@ -1538,9 +1554,9 @@
       </w:tblPr>
       <w:tblGrid>
         <w:gridCol w:w="2214"/>
-        <w:gridCol w:w="2323"/>
-        <w:gridCol w:w="2409"/>
-        <w:gridCol w:w="2110"/>
+        <w:gridCol w:w="2321"/>
+        <w:gridCol w:w="2407"/>
+        <w:gridCol w:w="2114"/>
       </w:tblGrid>
       <w:tr>
         <w:tc>
@@ -1688,7 +1704,7 @@
                 <w:sz w:val="20"/>
                 <w:szCs w:val="20"/>
               </w:rPr>
-              <w:t>OpenEnd</w:t>
+              <w:t>01.07.2026</w:t>
             </w:r>
           </w:p>
         </w:tc>
@@ -1750,20 +1766,6 @@
               <w:t>Weekly</w:t>
             </w:r>
           </w:p>
-          <w:p>
-            <w:pPr>
-              <w:pStyle w:val="Aufzhlungszeichen"/>
-              <w:numPr>
-                <w:ilvl w:val="0"/>
-                <w:numId w:val="0"/>
-              </w:numPr>
-              <w:rPr>
-                <w:rFonts w:asciiTheme="majorHAnsi" w:hAnsiTheme="majorHAnsi"/>
-                <w:sz w:val="20"/>
-                <w:szCs w:val="20"/>
-              </w:rPr>
-            </w:pPr>
-          </w:p>
         </w:tc>
         <w:tc>
           <w:tcPr>
@@ -1791,20 +1793,6 @@
               </w:rPr>
               <w:t>Wöchentlicher Status</w:t>
             </w:r>
-          </w:p>
-          <w:p>
-            <w:pPr>
-              <w:pStyle w:val="Aufzhlungszeichen"/>
-              <w:numPr>
-                <w:ilvl w:val="0"/>
-                <w:numId w:val="0"/>
-              </w:numPr>
-              <w:rPr>
-                <w:rFonts w:asciiTheme="majorHAnsi" w:hAnsiTheme="majorHAnsi"/>
-                <w:sz w:val="20"/>
-                <w:szCs w:val="20"/>
-              </w:rPr>
-            </w:pPr>
           </w:p>
         </w:tc>
       </w:tr>
@@ -1837,10 +1825,10 @@
         <w:tblLook w:val="04A0" w:firstRow="1" w:lastRow="0" w:firstColumn="1" w:lastColumn="0" w:noHBand="0" w:noVBand="1"/>
       </w:tblPr>
       <w:tblGrid>
-        <w:gridCol w:w="2233"/>
-        <w:gridCol w:w="2211"/>
-        <w:gridCol w:w="2354"/>
-        <w:gridCol w:w="2258"/>
+        <w:gridCol w:w="2234"/>
+        <w:gridCol w:w="2212"/>
+        <w:gridCol w:w="2353"/>
+        <w:gridCol w:w="2257"/>
       </w:tblGrid>
       <w:tr>
         <w:tc>
@@ -2333,59 +2321,8 @@
                 <w:sz w:val="20"/>
                 <w:szCs w:val="20"/>
               </w:rPr>
-              <w:fldChar w:fldCharType="begin">
-                <w:ffData>
-                  <w:name w:val="Text28"/>
-                  <w:enabled/>
-                  <w:calcOnExit w:val="0"/>
-                  <w:textInput>
-                    <w:default w:val="Budget in €"/>
-                  </w:textInput>
-                </w:ffData>
-              </w:fldChar>
-            </w:r>
-            <w:bookmarkStart w:id="0" w:name="Text28"/>
-            <w:r>
-              <w:rPr>
-                <w:rFonts w:asciiTheme="majorHAnsi" w:hAnsiTheme="majorHAnsi"/>
-                <w:sz w:val="20"/>
-                <w:szCs w:val="20"/>
-              </w:rPr>
-              <w:instrText xml:space="preserve"> FORMTEXT </w:instrText>
-            </w:r>
-            <w:r>
-              <w:rPr>
-                <w:rFonts w:asciiTheme="majorHAnsi" w:hAnsiTheme="majorHAnsi"/>
-                <w:sz w:val="20"/>
-                <w:szCs w:val="20"/>
-              </w:rPr>
-            </w:r>
-            <w:r>
-              <w:rPr>
-                <w:rFonts w:asciiTheme="majorHAnsi" w:hAnsiTheme="majorHAnsi"/>
-                <w:sz w:val="20"/>
-                <w:szCs w:val="20"/>
-              </w:rPr>
-              <w:fldChar w:fldCharType="separate"/>
-            </w:r>
-            <w:r>
-              <w:rPr>
-                <w:rFonts w:asciiTheme="majorHAnsi" w:hAnsiTheme="majorHAnsi"/>
-                <w:noProof/>
-                <w:sz w:val="20"/>
-                <w:szCs w:val="20"/>
-              </w:rPr>
-              <w:t>Budget in €</w:t>
-            </w:r>
-            <w:r>
-              <w:rPr>
-                <w:rFonts w:asciiTheme="majorHAnsi" w:hAnsiTheme="majorHAnsi"/>
-                <w:sz w:val="20"/>
-                <w:szCs w:val="20"/>
-              </w:rPr>
-              <w:fldChar w:fldCharType="end"/>
-            </w:r>
-            <w:bookmarkEnd w:id="0"/>
+              <w:t>N/A</w:t>
+            </w:r>
           </w:p>
         </w:tc>
         <w:tc>
@@ -2417,56 +2354,7 @@
                 <w:sz w:val="20"/>
                 <w:szCs w:val="20"/>
               </w:rPr>
-              <w:fldChar w:fldCharType="begin">
-                <w:ffData>
-                  <w:name w:val="Text28"/>
-                  <w:enabled/>
-                  <w:calcOnExit w:val="0"/>
-                  <w:textInput>
-                    <w:default w:val="Budget in €"/>
-                  </w:textInput>
-                </w:ffData>
-              </w:fldChar>
-            </w:r>
-            <w:r>
-              <w:rPr>
-                <w:rFonts w:asciiTheme="majorHAnsi" w:hAnsiTheme="majorHAnsi"/>
-                <w:sz w:val="20"/>
-                <w:szCs w:val="20"/>
-              </w:rPr>
-              <w:instrText xml:space="preserve"> FORMTEXT </w:instrText>
-            </w:r>
-            <w:r>
-              <w:rPr>
-                <w:rFonts w:asciiTheme="majorHAnsi" w:hAnsiTheme="majorHAnsi"/>
-                <w:sz w:val="20"/>
-                <w:szCs w:val="20"/>
-              </w:rPr>
-            </w:r>
-            <w:r>
-              <w:rPr>
-                <w:rFonts w:asciiTheme="majorHAnsi" w:hAnsiTheme="majorHAnsi"/>
-                <w:sz w:val="20"/>
-                <w:szCs w:val="20"/>
-              </w:rPr>
-              <w:fldChar w:fldCharType="separate"/>
-            </w:r>
-            <w:r>
-              <w:rPr>
-                <w:rFonts w:asciiTheme="majorHAnsi" w:hAnsiTheme="majorHAnsi"/>
-                <w:noProof/>
-                <w:sz w:val="20"/>
-                <w:szCs w:val="20"/>
-              </w:rPr>
-              <w:t>Budget in €</w:t>
-            </w:r>
-            <w:r>
-              <w:rPr>
-                <w:rFonts w:asciiTheme="majorHAnsi" w:hAnsiTheme="majorHAnsi"/>
-                <w:sz w:val="20"/>
-                <w:szCs w:val="20"/>
-              </w:rPr>
-              <w:fldChar w:fldCharType="end"/>
+              <w:t>N/A</w:t>
             </w:r>
           </w:p>
         </w:tc>
@@ -2498,56 +2386,7 @@
                 <w:sz w:val="20"/>
                 <w:szCs w:val="20"/>
               </w:rPr>
-              <w:fldChar w:fldCharType="begin">
-                <w:ffData>
-                  <w:name w:val="Text28"/>
-                  <w:enabled/>
-                  <w:calcOnExit w:val="0"/>
-                  <w:textInput>
-                    <w:default w:val="Budget in €"/>
-                  </w:textInput>
-                </w:ffData>
-              </w:fldChar>
-            </w:r>
-            <w:r>
-              <w:rPr>
-                <w:rFonts w:asciiTheme="majorHAnsi" w:hAnsiTheme="majorHAnsi"/>
-                <w:sz w:val="20"/>
-                <w:szCs w:val="20"/>
-              </w:rPr>
-              <w:instrText xml:space="preserve"> FORMTEXT </w:instrText>
-            </w:r>
-            <w:r>
-              <w:rPr>
-                <w:rFonts w:asciiTheme="majorHAnsi" w:hAnsiTheme="majorHAnsi"/>
-                <w:sz w:val="20"/>
-                <w:szCs w:val="20"/>
-              </w:rPr>
-            </w:r>
-            <w:r>
-              <w:rPr>
-                <w:rFonts w:asciiTheme="majorHAnsi" w:hAnsiTheme="majorHAnsi"/>
-                <w:sz w:val="20"/>
-                <w:szCs w:val="20"/>
-              </w:rPr>
-              <w:fldChar w:fldCharType="separate"/>
-            </w:r>
-            <w:r>
-              <w:rPr>
-                <w:rFonts w:asciiTheme="majorHAnsi" w:hAnsiTheme="majorHAnsi"/>
-                <w:noProof/>
-                <w:sz w:val="20"/>
-                <w:szCs w:val="20"/>
-              </w:rPr>
-              <w:t>Budget in €</w:t>
-            </w:r>
-            <w:r>
-              <w:rPr>
-                <w:rFonts w:asciiTheme="majorHAnsi" w:hAnsiTheme="majorHAnsi"/>
-                <w:sz w:val="20"/>
-                <w:szCs w:val="20"/>
-              </w:rPr>
-              <w:fldChar w:fldCharType="end"/>
+              <w:t>N/A</w:t>
             </w:r>
           </w:p>
         </w:tc>
@@ -2829,28 +2668,6 @@
               <w:br/>
               <w:t>Qualifikationen: Keine</w:t>
             </w:r>
-            <w:r>
-              <w:rPr>
-                <w:rFonts w:asciiTheme="majorHAnsi" w:hAnsiTheme="majorHAnsi"/>
-                <w:sz w:val="20"/>
-                <w:szCs w:val="20"/>
-              </w:rPr>
-              <w:br/>
-            </w:r>
-          </w:p>
-          <w:p>
-            <w:pPr>
-              <w:pStyle w:val="Aufzhlungszeichen"/>
-              <w:numPr>
-                <w:ilvl w:val="0"/>
-                <w:numId w:val="0"/>
-              </w:numPr>
-              <w:rPr>
-                <w:rFonts w:asciiTheme="majorHAnsi" w:hAnsiTheme="majorHAnsi"/>
-                <w:sz w:val="20"/>
-                <w:szCs w:val="20"/>
-              </w:rPr>
-            </w:pPr>
           </w:p>
         </w:tc>
         <w:tc>
@@ -3039,22 +2856,18 @@
                 <w:sz w:val="20"/>
                 <w:szCs w:val="20"/>
               </w:rPr>
-              <w:t>Hook auf Microsoft SingalR</w:t>
-            </w:r>
-          </w:p>
-          <w:p>
-            <w:pPr>
-              <w:pStyle w:val="Aufzhlungszeichen"/>
-              <w:numPr>
-                <w:ilvl w:val="0"/>
-                <w:numId w:val="0"/>
-              </w:numPr>
-              <w:rPr>
-                <w:rFonts w:asciiTheme="majorHAnsi" w:hAnsiTheme="majorHAnsi"/>
-                <w:sz w:val="20"/>
-                <w:szCs w:val="20"/>
-              </w:rPr>
-            </w:pPr>
+              <w:t xml:space="preserve">Hook auf Microsoft </w:t>
+            </w:r>
+            <w:proofErr w:type="spellStart"/>
+            <w:r>
+              <w:rPr>
+                <w:rFonts w:asciiTheme="majorHAnsi" w:hAnsiTheme="majorHAnsi"/>
+                <w:sz w:val="20"/>
+                <w:szCs w:val="20"/>
+              </w:rPr>
+              <w:t>SingalR</w:t>
+            </w:r>
+            <w:proofErr w:type="spellEnd"/>
           </w:p>
         </w:tc>
         <w:tc>
@@ -3114,10 +2927,10 @@
         <w:tblLook w:val="04A0" w:firstRow="1" w:lastRow="0" w:firstColumn="1" w:lastColumn="0" w:noHBand="0" w:noVBand="1"/>
       </w:tblPr>
       <w:tblGrid>
-        <w:gridCol w:w="2218"/>
-        <w:gridCol w:w="2210"/>
-        <w:gridCol w:w="2312"/>
-        <w:gridCol w:w="2316"/>
+        <w:gridCol w:w="2224"/>
+        <w:gridCol w:w="2208"/>
+        <w:gridCol w:w="2318"/>
+        <w:gridCol w:w="2306"/>
       </w:tblGrid>
       <w:tr>
         <w:tc>
@@ -3161,6 +2974,9 @@
         </w:tc>
       </w:tr>
       <w:tr>
+        <w:trPr>
+          <w:trHeight w:val="339"/>
+        </w:trPr>
         <w:tc>
           <w:tcPr>
             <w:tcW w:w="2251" w:type="dxa"/>
@@ -3193,7 +3009,6 @@
                 <w:sz w:val="20"/>
                 <w:szCs w:val="20"/>
               </w:rPr>
-              <w:lastRenderedPageBreak/>
               <w:t>Sonstige Angaben</w:t>
             </w:r>
           </w:p>
@@ -3222,28 +3037,6 @@
                 <w:szCs w:val="20"/>
               </w:rPr>
             </w:pPr>
-            <w:r>
-              <w:rPr>
-                <w:rFonts w:asciiTheme="majorHAnsi" w:hAnsiTheme="majorHAnsi"/>
-                <w:sz w:val="20"/>
-                <w:szCs w:val="20"/>
-              </w:rPr>
-              <w:t>Noch keine.</w:t>
-            </w:r>
-          </w:p>
-          <w:p>
-            <w:pPr>
-              <w:pStyle w:val="Aufzhlungszeichen"/>
-              <w:numPr>
-                <w:ilvl w:val="0"/>
-                <w:numId w:val="0"/>
-              </w:numPr>
-              <w:rPr>
-                <w:rFonts w:asciiTheme="majorHAnsi" w:hAnsiTheme="majorHAnsi"/>
-                <w:sz w:val="20"/>
-                <w:szCs w:val="20"/>
-              </w:rPr>
-            </w:pPr>
           </w:p>
         </w:tc>
       </w:tr>
@@ -3282,6 +3075,15 @@
               </w:rPr>
               <w:t>Freigabe</w:t>
             </w:r>
+            <w:r>
+              <w:rPr>
+                <w:rFonts w:asciiTheme="majorHAnsi" w:hAnsiTheme="majorHAnsi"/>
+                <w:b/>
+                <w:sz w:val="20"/>
+                <w:szCs w:val="20"/>
+              </w:rPr>
+              <w:t>:</w:t>
+            </w:r>
           </w:p>
         </w:tc>
         <w:tc>
@@ -3307,65 +3109,6 @@
                 <w:szCs w:val="20"/>
               </w:rPr>
             </w:pPr>
-            <w:r>
-              <w:rPr>
-                <w:rFonts w:asciiTheme="majorHAnsi" w:hAnsiTheme="majorHAnsi"/>
-                <w:sz w:val="20"/>
-                <w:szCs w:val="20"/>
-              </w:rPr>
-              <w:fldChar w:fldCharType="begin">
-                <w:ffData>
-                  <w:name w:val="Text34"/>
-                  <w:enabled/>
-                  <w:calcOnExit w:val="0"/>
-                  <w:textInput>
-                    <w:default w:val="ja / nein"/>
-                  </w:textInput>
-                </w:ffData>
-              </w:fldChar>
-            </w:r>
-            <w:bookmarkStart w:id="1" w:name="Text34"/>
-            <w:r>
-              <w:rPr>
-                <w:rFonts w:asciiTheme="majorHAnsi" w:hAnsiTheme="majorHAnsi"/>
-                <w:sz w:val="20"/>
-                <w:szCs w:val="20"/>
-              </w:rPr>
-              <w:instrText xml:space="preserve"> FORMTEXT </w:instrText>
-            </w:r>
-            <w:r>
-              <w:rPr>
-                <w:rFonts w:asciiTheme="majorHAnsi" w:hAnsiTheme="majorHAnsi"/>
-                <w:sz w:val="20"/>
-                <w:szCs w:val="20"/>
-              </w:rPr>
-            </w:r>
-            <w:r>
-              <w:rPr>
-                <w:rFonts w:asciiTheme="majorHAnsi" w:hAnsiTheme="majorHAnsi"/>
-                <w:sz w:val="20"/>
-                <w:szCs w:val="20"/>
-              </w:rPr>
-              <w:fldChar w:fldCharType="separate"/>
-            </w:r>
-            <w:r>
-              <w:rPr>
-                <w:rFonts w:asciiTheme="majorHAnsi" w:hAnsiTheme="majorHAnsi"/>
-                <w:noProof/>
-                <w:sz w:val="20"/>
-                <w:szCs w:val="20"/>
-              </w:rPr>
-              <w:t>ja / nein</w:t>
-            </w:r>
-            <w:r>
-              <w:rPr>
-                <w:rFonts w:asciiTheme="majorHAnsi" w:hAnsiTheme="majorHAnsi"/>
-                <w:sz w:val="20"/>
-                <w:szCs w:val="20"/>
-              </w:rPr>
-              <w:fldChar w:fldCharType="end"/>
-            </w:r>
-            <w:bookmarkEnd w:id="1"/>
           </w:p>
         </w:tc>
         <w:tc>
@@ -3402,6 +3145,15 @@
               </w:rPr>
               <w:t>Datum</w:t>
             </w:r>
+            <w:r>
+              <w:rPr>
+                <w:rFonts w:asciiTheme="majorHAnsi" w:hAnsiTheme="majorHAnsi"/>
+                <w:b/>
+                <w:sz w:val="20"/>
+                <w:szCs w:val="20"/>
+              </w:rPr>
+              <w:t>:</w:t>
+            </w:r>
           </w:p>
         </w:tc>
         <w:tc>
@@ -3427,69 +3179,13 @@
                 <w:szCs w:val="20"/>
               </w:rPr>
             </w:pPr>
-            <w:r>
-              <w:rPr>
-                <w:rFonts w:asciiTheme="majorHAnsi" w:hAnsiTheme="majorHAnsi"/>
-                <w:sz w:val="20"/>
-                <w:szCs w:val="20"/>
-              </w:rPr>
-              <w:fldChar w:fldCharType="begin">
-                <w:ffData>
-                  <w:name w:val="Text35"/>
-                  <w:enabled/>
-                  <w:calcOnExit w:val="0"/>
-                  <w:textInput>
-                    <w:default w:val="Datum Freigabe"/>
-                  </w:textInput>
-                </w:ffData>
-              </w:fldChar>
-            </w:r>
-            <w:bookmarkStart w:id="2" w:name="Text35"/>
-            <w:r>
-              <w:rPr>
-                <w:rFonts w:asciiTheme="majorHAnsi" w:hAnsiTheme="majorHAnsi"/>
-                <w:sz w:val="20"/>
-                <w:szCs w:val="20"/>
-              </w:rPr>
-              <w:instrText xml:space="preserve"> FORMTEXT </w:instrText>
-            </w:r>
-            <w:r>
-              <w:rPr>
-                <w:rFonts w:asciiTheme="majorHAnsi" w:hAnsiTheme="majorHAnsi"/>
-                <w:sz w:val="20"/>
-                <w:szCs w:val="20"/>
-              </w:rPr>
-            </w:r>
-            <w:r>
-              <w:rPr>
-                <w:rFonts w:asciiTheme="majorHAnsi" w:hAnsiTheme="majorHAnsi"/>
-                <w:sz w:val="20"/>
-                <w:szCs w:val="20"/>
-              </w:rPr>
-              <w:fldChar w:fldCharType="separate"/>
-            </w:r>
-            <w:r>
-              <w:rPr>
-                <w:rFonts w:asciiTheme="majorHAnsi" w:hAnsiTheme="majorHAnsi"/>
-                <w:noProof/>
-                <w:sz w:val="20"/>
-                <w:szCs w:val="20"/>
-              </w:rPr>
-              <w:t>Datum Freigabe</w:t>
-            </w:r>
-            <w:r>
-              <w:rPr>
-                <w:rFonts w:asciiTheme="majorHAnsi" w:hAnsiTheme="majorHAnsi"/>
-                <w:sz w:val="20"/>
-                <w:szCs w:val="20"/>
-              </w:rPr>
-              <w:fldChar w:fldCharType="end"/>
-            </w:r>
-            <w:bookmarkEnd w:id="2"/>
           </w:p>
         </w:tc>
       </w:tr>
       <w:tr>
+        <w:trPr>
+          <w:trHeight w:val="559"/>
+        </w:trPr>
         <w:tc>
           <w:tcPr>
             <w:tcW w:w="4503" w:type="dxa"/>
@@ -3514,14 +3210,6 @@
                 <w:szCs w:val="20"/>
               </w:rPr>
             </w:pPr>
-            <w:r>
-              <w:rPr>
-                <w:rFonts w:asciiTheme="majorHAnsi" w:hAnsiTheme="majorHAnsi"/>
-                <w:sz w:val="20"/>
-                <w:szCs w:val="20"/>
-              </w:rPr>
-              <w:br/>
-            </w:r>
           </w:p>
         </w:tc>
         <w:tc>
@@ -3622,11 +3310,15 @@
         </w:tc>
       </w:tr>
     </w:tbl>
-    <w:p/>
+    <w:p>
+      <w:pPr>
+        <w:pStyle w:val="KeinLeerraum"/>
+      </w:pPr>
+    </w:p>
     <w:sectPr>
       <w:footerReference w:type="default" r:id="rId7"/>
       <w:pgSz w:w="11900" w:h="16840"/>
-      <w:pgMar w:top="1417" w:right="1417" w:bottom="1134" w:left="1417" w:header="708" w:footer="708" w:gutter="0"/>
+      <w:pgMar w:top="993" w:right="1417" w:bottom="709" w:left="1417" w:header="708" w:footer="708" w:gutter="0"/>
       <w:cols w:space="708"/>
       <w:docGrid w:linePitch="360"/>
     </w:sectPr>
@@ -4433,6 +4125,12 @@
     <w:uiPriority w:val="99"/>
     <w:rsid w:val="009E5B74"/>
   </w:style>
+  <w:style w:type="paragraph" w:styleId="KeinLeerraum">
+    <w:name w:val="No Spacing"/>
+    <w:uiPriority w:val="1"/>
+    <w:qFormat/>
+    <w:rsid w:val="006F0DA7"/>
+  </w:style>
 </w:styles>
 </file>
 

--- a/0_Documents/Projektauftrag.docx
+++ b/0_Documents/Projektauftrag.docx
@@ -358,7 +358,6 @@
               </w:rPr>
               <w:t xml:space="preserve">Multi </w:t>
             </w:r>
-            <w:proofErr w:type="spellStart"/>
             <w:r>
               <w:rPr>
                 <w:rFonts w:asciiTheme="majorHAnsi" w:hAnsiTheme="majorHAnsi"/>
@@ -373,16 +372,7 @@
                 <w:sz w:val="20"/>
                 <w:szCs w:val="20"/>
               </w:rPr>
-              <w:t>ser</w:t>
-            </w:r>
-            <w:proofErr w:type="spellEnd"/>
-            <w:r>
-              <w:rPr>
-                <w:rFonts w:asciiTheme="majorHAnsi" w:hAnsiTheme="majorHAnsi"/>
-                <w:sz w:val="20"/>
-                <w:szCs w:val="20"/>
-              </w:rPr>
-              <w:t xml:space="preserve"> </w:t>
+              <w:t xml:space="preserve">ser </w:t>
             </w:r>
             <w:r>
               <w:rPr>
@@ -406,35 +396,16 @@
                 <w:sz w:val="20"/>
                 <w:szCs w:val="20"/>
               </w:rPr>
-              <w:t>-</w:t>
-            </w:r>
-            <w:proofErr w:type="spellStart"/>
-            <w:r>
-              <w:rPr>
-                <w:rFonts w:asciiTheme="majorHAnsi" w:hAnsiTheme="majorHAnsi"/>
-                <w:sz w:val="20"/>
-                <w:szCs w:val="20"/>
-              </w:rPr>
-              <w:t>h</w:t>
-            </w:r>
-            <w:r>
-              <w:rPr>
-                <w:rFonts w:asciiTheme="majorHAnsi" w:hAnsiTheme="majorHAnsi"/>
-                <w:sz w:val="20"/>
-                <w:szCs w:val="20"/>
-              </w:rPr>
-              <w:t>osted</w:t>
-            </w:r>
-            <w:proofErr w:type="spellEnd"/>
-            <w:r>
-              <w:rPr>
-                <w:rFonts w:asciiTheme="majorHAnsi" w:hAnsiTheme="majorHAnsi"/>
-                <w:sz w:val="20"/>
-                <w:szCs w:val="20"/>
-              </w:rPr>
-              <w:t xml:space="preserve"> </w:t>
-            </w:r>
-            <w:proofErr w:type="spellStart"/>
+              <w:t>-h</w:t>
+            </w:r>
+            <w:r>
+              <w:rPr>
+                <w:rFonts w:asciiTheme="majorHAnsi" w:hAnsiTheme="majorHAnsi"/>
+                <w:sz w:val="20"/>
+                <w:szCs w:val="20"/>
+              </w:rPr>
+              <w:t xml:space="preserve">osted </w:t>
+            </w:r>
             <w:r>
               <w:rPr>
                 <w:rFonts w:asciiTheme="majorHAnsi" w:hAnsiTheme="majorHAnsi"/>
@@ -451,7 +422,6 @@
               </w:rPr>
               <w:t>pp</w:t>
             </w:r>
-            <w:proofErr w:type="spellEnd"/>
           </w:p>
         </w:tc>
       </w:tr>
@@ -2856,18 +2826,8 @@
                 <w:sz w:val="20"/>
                 <w:szCs w:val="20"/>
               </w:rPr>
-              <w:t xml:space="preserve">Hook auf Microsoft </w:t>
-            </w:r>
-            <w:proofErr w:type="spellStart"/>
-            <w:r>
-              <w:rPr>
-                <w:rFonts w:asciiTheme="majorHAnsi" w:hAnsiTheme="majorHAnsi"/>
-                <w:sz w:val="20"/>
-                <w:szCs w:val="20"/>
-              </w:rPr>
-              <w:t>SingalR</w:t>
-            </w:r>
-            <w:proofErr w:type="spellEnd"/>
+              <w:t>Hook auf Microsoft SingalR</w:t>
+            </w:r>
           </w:p>
         </w:tc>
         <w:tc>
@@ -3037,6 +2997,14 @@
                 <w:szCs w:val="20"/>
               </w:rPr>
             </w:pPr>
+            <w:r>
+              <w:rPr>
+                <w:rFonts w:asciiTheme="majorHAnsi" w:hAnsiTheme="majorHAnsi"/>
+                <w:sz w:val="20"/>
+                <w:szCs w:val="20"/>
+              </w:rPr>
+              <w:t>Keine</w:t>
+            </w:r>
           </w:p>
         </w:tc>
       </w:tr>
